--- a/RPI/lab1/Organizacja_i_infrastruktura_projektu.docx
+++ b/RPI/lab1/Organizacja_i_infrastruktura_projektu.docx
@@ -343,6 +343,11 @@
         </w:rPr>
         <w:t xml:space="preserve">: System przetwarzania danych oparty na pojedynczym oraz współpracujących modelach LLM</w:t>
       </w:r>
+      <w:r>
+        <w:rPr>
+          <w:rtl w:val="0"/>
+        </w:rPr>
+      </w:r>
     </w:p>
     <w:p>
       <w:pPr>
@@ -418,6 +423,11 @@
         </w:rPr>
         <w:t xml:space="preserve">: Badanie efektywności kolektywnego działania agentów LLM ("Hive Mind") w porównaniu do wydajności pojedynczego modelu w rozwiązywaniu złożonych problemów matematycznych i logicznych.</w:t>
       </w:r>
+      <w:r>
+        <w:rPr>
+          <w:rtl w:val="0"/>
+        </w:rPr>
+      </w:r>
     </w:p>
     <w:p>
       <w:pPr>
@@ -493,6 +503,11 @@
         </w:rPr>
         <w:t xml:space="preserve">: Inżynieria systemów wieloagentowych, optymalizacja wnioskowania LLM, automatyczne rozwiązywanie problemów (Automated Problem Solving).</w:t>
       </w:r>
+      <w:r>
+        <w:rPr>
+          <w:rtl w:val="0"/>
+        </w:rPr>
+      </w:r>
     </w:p>
     <w:p>
       <w:pPr>
@@ -568,6 +583,11 @@
         </w:rPr>
         <w:t xml:space="preserve">: Deweloperzy systemów AI, badacze zajmujący się orkiestracją modeli językowych.</w:t>
       </w:r>
+      <w:r>
+        <w:rPr>
+          <w:rtl w:val="0"/>
+        </w:rPr>
+      </w:r>
     </w:p>
     <w:p>
       <w:pPr>
@@ -643,6 +663,11 @@
         </w:rPr>
         <w:t xml:space="preserve">: Opiekun projektu (mgr inż. Jan Majkutewicz), zespół projektowy.</w:t>
       </w:r>
+      <w:r>
+        <w:rPr>
+          <w:rtl w:val="0"/>
+        </w:rPr>
+      </w:r>
     </w:p>
     <w:p>
       <w:pPr>
@@ -718,6 +743,11 @@
         </w:rPr>
         <w:t xml:space="preserve">: Programiści systemów AI szukający metod na zwiększenie rzetelności odpowiedzi oraz zmniejszenie halucynowania modeli bez konieczności ich douczania.</w:t>
       </w:r>
+      <w:r>
+        <w:rPr>
+          <w:rtl w:val="0"/>
+        </w:rPr>
+      </w:r>
     </w:p>
     <w:p>
       <w:pPr>
@@ -793,6 +823,11 @@
         </w:rPr>
         <w:t xml:space="preserve">: Implementacja i analiza systemu "Hive Mind" składającego się z agenta badawczego (Researcher), zestawu wyspecjalizowanych kalkulatorów (Calculators) oraz surowego ewaluatora (Evaluator). Kluczowym celem jest weryfikacja, czy wynik uzyskany przez grupę agentów przewyższa jakościowo odpowiedź pojedynczego modelu.</w:t>
       </w:r>
+      <w:r>
+        <w:rPr>
+          <w:rtl w:val="0"/>
+        </w:rPr>
+      </w:r>
     </w:p>
     <w:p>
       <w:pPr>
@@ -868,6 +903,11 @@
         </w:rPr>
         <w:t xml:space="preserve">: Aktualnie wykorzystanie lokalnej instancji Ollama (llama3.1:8b), ograniczona liczba iteracji obliczeniowych (CALCULATION_RUNS).</w:t>
       </w:r>
+      <w:r>
+        <w:rPr>
+          <w:rtl w:val="0"/>
+        </w:rPr>
+      </w:r>
     </w:p>
     <w:p>
       <w:pPr>
@@ -943,6 +983,11 @@
         </w:rPr>
         <w:t xml:space="preserve">: Termin składania prac inżynierskich na WETI.</w:t>
       </w:r>
+      <w:r>
+        <w:rPr>
+          <w:rtl w:val="0"/>
+        </w:rPr>
+      </w:r>
     </w:p>
     <w:p>
       <w:pPr>
@@ -1380,6 +1425,11 @@
         </w:rPr>
         <w:t xml:space="preserve">Opiekun projektu mgr inż. Jan Majkutewicz.</w:t>
       </w:r>
+      <w:r>
+        <w:rPr>
+          <w:rtl w:val="0"/>
+        </w:rPr>
+      </w:r>
     </w:p>
     <w:p>
       <w:pPr>
@@ -1436,6 +1486,11 @@
         </w:rPr>
         <w:t xml:space="preserve">Zespół projektowy: Oliwier Komorowski, Jakub Nowak.</w:t>
       </w:r>
+      <w:r>
+        <w:rPr>
+          <w:rtl w:val="0"/>
+        </w:rPr>
+      </w:r>
     </w:p>
     <w:p>
       <w:pPr>
@@ -1472,7 +1527,7 @@
         <w:spacing w:line="360" w:lineRule="auto"/>
         <w:rPr/>
       </w:pPr>
-      <w:bookmarkStart w:colFirst="0" w:colLast="0" w:name="_8r04nbb1b1if" w:id="0"/>
+      <w:bookmarkStart w:colFirst="0" w:colLast="0" w:name="_3yj425xnaf28" w:id="0"/>
       <w:bookmarkEnd w:id="0"/>
       <w:r>
         <w:rPr>
@@ -1487,18 +1542,13 @@
         <w:spacing w:line="360" w:lineRule="auto"/>
         <w:rPr/>
       </w:pPr>
-      <w:bookmarkStart w:colFirst="0" w:colLast="0" w:name="_nioiwssa9x99" w:id="1"/>
+      <w:bookmarkStart w:colFirst="0" w:colLast="0" w:name="_pzr9pwpv3zgy" w:id="1"/>
       <w:bookmarkEnd w:id="1"/>
       <w:r>
         <w:rPr>
           <w:rtl w:val="0"/>
         </w:rPr>
         <w:t xml:space="preserve">3.1. Skład zespołu </w:t>
-      </w:r>
-      <w:r>
-        <w:rPr>
-          <w:rtl w:val="0"/>
-        </w:rPr>
       </w:r>
     </w:p>
     <w:p>
@@ -1519,17 +1569,20 @@
           <w:ilvl w:val="0"/>
           <w:numId w:val="2"/>
         </w:numPr>
-        <w:spacing w:after="0" w:afterAutospacing="0" w:line="360" w:lineRule="auto"/>
+        <w:spacing w:after="0" w:line="360" w:lineRule="auto"/>
         <w:ind w:left="720" w:hanging="360"/>
-        <w:rPr>
-          <w:u w:val="none"/>
-        </w:rPr>
+        <w:rPr/>
       </w:pPr>
       <w:r>
         <w:rPr>
           <w:rtl w:val="0"/>
         </w:rPr>
         <w:t xml:space="preserve">Rola: Programista </w:t>
+      </w:r>
+      <w:r>
+        <w:rPr>
+          <w:rtl w:val="0"/>
+        </w:rPr>
       </w:r>
     </w:p>
     <w:p>
@@ -1538,17 +1591,20 @@
           <w:ilvl w:val="0"/>
           <w:numId w:val="2"/>
         </w:numPr>
-        <w:spacing w:after="0" w:afterAutospacing="0" w:line="360" w:lineRule="auto"/>
+        <w:spacing w:after="0" w:line="360" w:lineRule="auto"/>
         <w:ind w:left="720" w:hanging="360"/>
-        <w:rPr>
-          <w:u w:val="none"/>
-        </w:rPr>
+        <w:rPr/>
       </w:pPr>
       <w:r>
         <w:rPr>
           <w:rtl w:val="0"/>
         </w:rPr>
         <w:t xml:space="preserve">Umiejętności: Python, analiza danych, Prompt Engineering, obsługa Ollama API. </w:t>
+      </w:r>
+      <w:r>
+        <w:rPr>
+          <w:rtl w:val="0"/>
+        </w:rPr>
       </w:r>
     </w:p>
     <w:p>
@@ -1559,15 +1615,18 @@
         </w:numPr>
         <w:spacing w:line="360" w:lineRule="auto"/>
         <w:ind w:left="720" w:hanging="360"/>
-        <w:rPr>
-          <w:u w:val="none"/>
-        </w:rPr>
+        <w:rPr/>
       </w:pPr>
       <w:r>
         <w:rPr>
           <w:rtl w:val="0"/>
         </w:rPr>
         <w:t xml:space="preserve">Kontakt: s197808@student.pg.edu.pl </w:t>
+      </w:r>
+      <w:r>
+        <w:rPr>
+          <w:rtl w:val="0"/>
+        </w:rPr>
       </w:r>
     </w:p>
     <w:p>
@@ -1588,17 +1647,20 @@
           <w:ilvl w:val="0"/>
           <w:numId w:val="1"/>
         </w:numPr>
-        <w:spacing w:after="0" w:afterAutospacing="0" w:line="360" w:lineRule="auto"/>
+        <w:spacing w:after="0" w:line="360" w:lineRule="auto"/>
         <w:ind w:left="720" w:hanging="360"/>
-        <w:rPr>
-          <w:u w:val="none"/>
-        </w:rPr>
+        <w:rPr/>
       </w:pPr>
       <w:r>
         <w:rPr>
           <w:rtl w:val="0"/>
         </w:rPr>
         <w:t xml:space="preserve">Rola: Programista</w:t>
+      </w:r>
+      <w:r>
+        <w:rPr>
+          <w:rtl w:val="0"/>
+        </w:rPr>
       </w:r>
     </w:p>
     <w:p>
@@ -1607,17 +1669,20 @@
           <w:ilvl w:val="0"/>
           <w:numId w:val="1"/>
         </w:numPr>
-        <w:spacing w:after="0" w:afterAutospacing="0" w:line="360" w:lineRule="auto"/>
+        <w:spacing w:after="0" w:line="360" w:lineRule="auto"/>
         <w:ind w:left="720" w:hanging="360"/>
-        <w:rPr>
-          <w:u w:val="none"/>
-        </w:rPr>
+        <w:rPr/>
       </w:pPr>
       <w:r>
         <w:rPr>
           <w:rtl w:val="0"/>
         </w:rPr>
         <w:t xml:space="preserve">Umiejętności: Python, analiza danych, Prompt Engineering, obsługa Ollama API. </w:t>
+      </w:r>
+      <w:r>
+        <w:rPr>
+          <w:rtl w:val="0"/>
+        </w:rPr>
       </w:r>
     </w:p>
     <w:p>
@@ -1628,9 +1693,7 @@
         </w:numPr>
         <w:spacing w:line="360" w:lineRule="auto"/>
         <w:ind w:left="720" w:hanging="360"/>
-        <w:rPr>
-          <w:u w:val="none"/>
-        </w:rPr>
+        <w:rPr/>
       </w:pPr>
       <w:r>
         <w:rPr>
@@ -1638,6 +1701,11 @@
         </w:rPr>
         <w:t xml:space="preserve">Kontakt: s197860@student.pg.edu.pl </w:t>
       </w:r>
+      <w:r>
+        <w:rPr>
+          <w:rtl w:val="0"/>
+        </w:rPr>
+      </w:r>
     </w:p>
     <w:p>
       <w:pPr>
@@ -1645,7 +1713,7 @@
         <w:spacing w:line="360" w:lineRule="auto"/>
         <w:rPr/>
       </w:pPr>
-      <w:bookmarkStart w:colFirst="0" w:colLast="0" w:name="_8mry7wajt2ra" w:id="2"/>
+      <w:bookmarkStart w:colFirst="0" w:colLast="0" w:name="_47nlv2mtms2f" w:id="2"/>
       <w:bookmarkEnd w:id="2"/>
       <w:r>
         <w:rPr>
@@ -1653,11 +1721,6 @@
         </w:rPr>
         <w:t xml:space="preserve">3.2. Organizacja pracy </w:t>
       </w:r>
-      <w:r>
-        <w:rPr>
-          <w:rtl w:val="0"/>
-        </w:rPr>
-      </w:r>
     </w:p>
     <w:p>
       <w:pPr>
@@ -1678,7 +1741,7 @@
         <w:spacing w:line="360" w:lineRule="auto"/>
         <w:rPr/>
       </w:pPr>
-      <w:bookmarkStart w:colFirst="0" w:colLast="0" w:name="_gqcqpyt1sayi" w:id="3"/>
+      <w:bookmarkStart w:colFirst="0" w:colLast="0" w:name="_camivlkp6ugy" w:id="3"/>
       <w:bookmarkEnd w:id="3"/>
       <w:r>
         <w:rPr>
@@ -1693,7 +1756,7 @@
         <w:spacing w:line="360" w:lineRule="auto"/>
         <w:rPr/>
       </w:pPr>
-      <w:bookmarkStart w:colFirst="0" w:colLast="0" w:name="_m0nnxfavs8gf" w:id="4"/>
+      <w:bookmarkStart w:colFirst="0" w:colLast="0" w:name="_xisfe19gnebp" w:id="4"/>
       <w:bookmarkEnd w:id="4"/>
       <w:r>
         <w:rPr>
@@ -1712,7 +1775,7 @@
         <w:rPr>
           <w:rtl w:val="0"/>
         </w:rPr>
-        <w:t xml:space="preserve">Spotkania grupy roboczej odbywają się codziennie - wymiana spostrzeżeń dotyczących nowych implementacji (np. zachowania agentów w trakcie testów) oraz selekcja kolejnych zadań. Spotkania odbywają się stacjonarnie lub zdalnie na platformie Discord, gdzie również odbywa się doraźna wymiana spostrzeżeń. </w:t>
+        <w:t xml:space="preserve">Spotkania grupy roboczej odbywają się co tydzień - wymiana spostrzeżeń dotyczących nowych implementacji (np. zachowania agentów w trakcie testów) oraz selekcja kolejnych zadań. Spotkania odbywają się stacjonarnie lub zdalnie na platformie Discord, gdzie również odbywa się doraźna wymiana spostrzeżeń. </w:t>
       </w:r>
     </w:p>
     <w:p>
@@ -1721,7 +1784,7 @@
         <w:spacing w:line="360" w:lineRule="auto"/>
         <w:rPr/>
       </w:pPr>
-      <w:bookmarkStart w:colFirst="0" w:colLast="0" w:name="_piq9h87h7hvl" w:id="5"/>
+      <w:bookmarkStart w:colFirst="0" w:colLast="0" w:name="_okye4n2g6tsu" w:id="5"/>
       <w:bookmarkEnd w:id="5"/>
       <w:r>
         <w:rPr>
@@ -1749,7 +1812,7 @@
         <w:spacing w:line="360" w:lineRule="auto"/>
         <w:rPr/>
       </w:pPr>
-      <w:bookmarkStart w:colFirst="0" w:colLast="0" w:name="_8683k8fiejqm" w:id="6"/>
+      <w:bookmarkStart w:colFirst="0" w:colLast="0" w:name="_8rgvvdb0pa7p" w:id="6"/>
       <w:bookmarkEnd w:id="6"/>
       <w:r>
         <w:rPr>
@@ -1764,7 +1827,7 @@
         <w:spacing w:line="360" w:lineRule="auto"/>
         <w:rPr/>
       </w:pPr>
-      <w:bookmarkStart w:colFirst="0" w:colLast="0" w:name="_4h70ctcae6me" w:id="7"/>
+      <w:bookmarkStart w:colFirst="0" w:colLast="0" w:name="_gc4fvbq39i3w" w:id="7"/>
       <w:bookmarkEnd w:id="7"/>
       <w:r>
         <w:rPr>
@@ -1783,19 +1846,7 @@
         <w:rPr>
           <w:rtl w:val="0"/>
         </w:rPr>
-        <w:t xml:space="preserve">Repozytorium Git github.com/Nowak0/LLM-Hive-Minds. Aktualna i docelowa logika projektu znajduje się w folderze </w:t>
-      </w:r>
-      <w:r>
-        <w:rPr>
-          <w:rtl w:val="0"/>
-        </w:rPr>
-        <w:t xml:space="preserve">Pure/</w:t>
-      </w:r>
-      <w:r>
-        <w:rPr>
-          <w:rtl w:val="0"/>
-        </w:rPr>
-        <w:t xml:space="preserve">. Widoczność repozytorium jest ustawiona na Public. Osobą odpowiedzialną za konfigurację i utrzymanie repozytorium jest Jakub Nowak. </w:t>
+        <w:t xml:space="preserve">Repozytorium Git github.com/Nowak0/LLM-Hive-Minds. Aktualna i docelowa logika projektu znajduje się w folderze Pure/. Widoczność repozytorium jest ustawiona na Public. Osobą odpowiedzialną za konfigurację i utrzymanie repozytorium jest Jakub Nowak. </w:t>
       </w:r>
     </w:p>
     <w:p>
@@ -1804,7 +1855,7 @@
         <w:spacing w:line="360" w:lineRule="auto"/>
         <w:rPr/>
       </w:pPr>
-      <w:bookmarkStart w:colFirst="0" w:colLast="0" w:name="_z26hj8fuddza" w:id="8"/>
+      <w:bookmarkStart w:colFirst="0" w:colLast="0" w:name="_ri8ast6a31z6" w:id="8"/>
       <w:bookmarkEnd w:id="8"/>
       <w:r>
         <w:rPr>
@@ -1823,19 +1874,7 @@
         <w:rPr>
           <w:rtl w:val="0"/>
         </w:rPr>
-        <w:t xml:space="preserve">Pliki oraz raporty techniczne znajdują się we wcześniej wymienionym repozytorium w folderze </w:t>
-      </w:r>
-      <w:r>
-        <w:rPr>
-          <w:rtl w:val="0"/>
-        </w:rPr>
-        <w:t xml:space="preserve">Dokumentacja/</w:t>
-      </w:r>
-      <w:r>
-        <w:rPr>
-          <w:rtl w:val="0"/>
-        </w:rPr>
-        <w:t xml:space="preserve">. Pozwala to na automatyczne wersjonowanie dokumentów w repozytorium. Osobą odpowiedzialna za porządek w dokumentacji jest Oliwier Komorowski. </w:t>
+        <w:t xml:space="preserve">Pliki oraz raporty techniczne znajdują się we wcześniej wymienionym repozytorium w folderze Dokumentacja/. Pozwala to na automatyczne wersjonowanie dokumentów w repozytorium. Osobą odpowiedzialna za porządek w dokumentacji jest Oliwier Komorowski. </w:t>
       </w:r>
     </w:p>
     <w:p>
@@ -1844,7 +1883,7 @@
         <w:spacing w:line="360" w:lineRule="auto"/>
         <w:rPr/>
       </w:pPr>
-      <w:bookmarkStart w:colFirst="0" w:colLast="0" w:name="_8cnqn049hpj4" w:id="9"/>
+      <w:bookmarkStart w:colFirst="0" w:colLast="0" w:name="_cdki8s8lbv5m" w:id="9"/>
       <w:bookmarkEnd w:id="9"/>
       <w:r>
         <w:rPr>
@@ -1877,19 +1916,7 @@
         <w:rPr>
           <w:rtl w:val="0"/>
         </w:rPr>
-        <w:t xml:space="preserve">. Schemat dokumentów znajduje się w pliku Schemat.docx w folderze </w:t>
-      </w:r>
-      <w:r>
-        <w:rPr>
-          <w:rtl w:val="0"/>
-        </w:rPr>
-        <w:t xml:space="preserve">RPI/ </w:t>
-      </w:r>
-      <w:r>
-        <w:rPr>
-          <w:rtl w:val="0"/>
-        </w:rPr>
-        <w:t xml:space="preserve">na branchu RPI. </w:t>
+        <w:t xml:space="preserve">. Schemat dokumentów znajduje się w pliku Schemat.docx w folderze RPI/ na branchu RPI. </w:t>
       </w:r>
     </w:p>
     <w:p>
@@ -1898,7 +1925,7 @@
         <w:spacing w:line="360" w:lineRule="auto"/>
         <w:rPr/>
       </w:pPr>
-      <w:bookmarkStart w:colFirst="0" w:colLast="0" w:name="_dymydwtz6kqf" w:id="10"/>
+      <w:bookmarkStart w:colFirst="0" w:colLast="0" w:name="_qc9tppje2xsc" w:id="10"/>
       <w:bookmarkEnd w:id="10"/>
       <w:r>
         <w:rPr>
@@ -1913,11 +1940,9 @@
           <w:ilvl w:val="0"/>
           <w:numId w:val="6"/>
         </w:numPr>
-        <w:spacing w:after="0" w:afterAutospacing="0" w:line="360" w:lineRule="auto"/>
+        <w:spacing w:after="0" w:line="360" w:lineRule="auto"/>
         <w:ind w:left="720" w:hanging="360"/>
-        <w:rPr>
-          <w:u w:val="none"/>
-        </w:rPr>
+        <w:rPr/>
       </w:pPr>
       <w:r>
         <w:rPr>
@@ -1932,6 +1957,11 @@
           <w:rtl w:val="0"/>
         </w:rPr>
         <w:t xml:space="preserve">: Python 3, program PyCharm. </w:t>
+      </w:r>
+      <w:r>
+        <w:rPr>
+          <w:rtl w:val="0"/>
+        </w:rPr>
       </w:r>
     </w:p>
     <w:p>
@@ -1940,11 +1970,9 @@
           <w:ilvl w:val="0"/>
           <w:numId w:val="6"/>
         </w:numPr>
-        <w:spacing w:after="0" w:afterAutospacing="0" w:line="360" w:lineRule="auto"/>
+        <w:spacing w:after="0" w:line="360" w:lineRule="auto"/>
         <w:ind w:left="720" w:hanging="360"/>
-        <w:rPr>
-          <w:u w:val="none"/>
-        </w:rPr>
+        <w:rPr/>
       </w:pPr>
       <w:r>
         <w:rPr>
@@ -1959,6 +1987,11 @@
           <w:rtl w:val="0"/>
         </w:rPr>
         <w:t xml:space="preserve">: Ollama (lokalny serwer API), aktualnie używany model llama3.1:8b (w planie wprowadzenie kolejnych). </w:t>
+      </w:r>
+      <w:r>
+        <w:rPr>
+          <w:rtl w:val="0"/>
+        </w:rPr>
       </w:r>
     </w:p>
     <w:p>
@@ -1967,11 +2000,9 @@
           <w:ilvl w:val="0"/>
           <w:numId w:val="6"/>
         </w:numPr>
-        <w:spacing w:after="0" w:afterAutospacing="0" w:line="360" w:lineRule="auto"/>
+        <w:spacing w:after="0" w:line="360" w:lineRule="auto"/>
         <w:ind w:left="720" w:hanging="360"/>
-        <w:rPr>
-          <w:u w:val="none"/>
-        </w:rPr>
+        <w:rPr/>
       </w:pPr>
       <w:r>
         <w:rPr>
@@ -1986,6 +2017,11 @@
           <w:rtl w:val="0"/>
         </w:rPr>
         <w:t xml:space="preserve">: Google Docs. </w:t>
+      </w:r>
+      <w:r>
+        <w:rPr>
+          <w:rtl w:val="0"/>
+        </w:rPr>
       </w:r>
     </w:p>
     <w:p>
@@ -1994,11 +2030,9 @@
           <w:ilvl w:val="0"/>
           <w:numId w:val="6"/>
         </w:numPr>
-        <w:spacing w:after="0" w:afterAutospacing="0" w:line="360" w:lineRule="auto"/>
+        <w:spacing w:after="0" w:line="360" w:lineRule="auto"/>
         <w:ind w:left="720" w:hanging="360"/>
-        <w:rPr>
-          <w:u w:val="none"/>
-        </w:rPr>
+        <w:rPr/>
       </w:pPr>
       <w:r>
         <w:rPr>
@@ -2013,6 +2047,11 @@
           <w:rtl w:val="0"/>
         </w:rPr>
         <w:t xml:space="preserve">: Git. </w:t>
+      </w:r>
+      <w:r>
+        <w:rPr>
+          <w:rtl w:val="0"/>
+        </w:rPr>
       </w:r>
     </w:p>
     <w:p>
@@ -2023,9 +2062,7 @@
         </w:numPr>
         <w:spacing w:line="360" w:lineRule="auto"/>
         <w:ind w:left="720" w:hanging="360"/>
-        <w:rPr>
-          <w:u w:val="none"/>
-        </w:rPr>
+        <w:rPr/>
       </w:pPr>
       <w:r>
         <w:rPr>
@@ -2040,6 +2077,11 @@
           <w:rtl w:val="0"/>
         </w:rPr>
         <w:t xml:space="preserve">: MS Teams (oficjalne spotkania z promotorem), Discord (komunikacja wewnątrz zespołu). </w:t>
+      </w:r>
+      <w:r>
+        <w:rPr>
+          <w:rtl w:val="0"/>
+        </w:rPr>
       </w:r>
     </w:p>
     <w:sectPr>
@@ -2059,7 +2101,6 @@
     <w:pPr>
       <w:keepNext w:val="0"/>
       <w:keepLines w:val="0"/>
-      <w:pageBreakBefore w:val="0"/>
       <w:widowControl w:val="0"/>
       <w:pBdr>
         <w:top w:space="0" w:sz="0" w:val="nil"/>
@@ -2126,7 +2167,6 @@
           <w:pPr>
             <w:keepNext w:val="0"/>
             <w:keepLines w:val="0"/>
-            <w:pageBreakBefore w:val="0"/>
             <w:widowControl w:val="1"/>
             <w:pBdr>
               <w:top w:space="0" w:sz="0" w:val="nil"/>
@@ -2186,7 +2226,6 @@
           <w:pPr>
             <w:keepNext w:val="0"/>
             <w:keepLines w:val="0"/>
-            <w:pageBreakBefore w:val="0"/>
             <w:widowControl w:val="1"/>
             <w:pBdr>
               <w:top w:space="0" w:sz="0" w:val="nil"/>
@@ -2246,7 +2285,6 @@
           <w:pPr>
             <w:keepNext w:val="0"/>
             <w:keepLines w:val="0"/>
-            <w:pageBreakBefore w:val="0"/>
             <w:widowControl w:val="1"/>
             <w:pBdr>
               <w:top w:space="0" w:sz="0" w:val="nil"/>
@@ -2306,7 +2344,6 @@
     <w:pPr>
       <w:keepNext w:val="0"/>
       <w:keepLines w:val="0"/>
-      <w:pageBreakBefore w:val="0"/>
       <w:widowControl w:val="1"/>
       <w:pBdr>
         <w:top w:space="0" w:sz="0" w:val="nil"/>
@@ -2354,7 +2391,6 @@
     <w:pPr>
       <w:keepNext w:val="0"/>
       <w:keepLines w:val="0"/>
-      <w:pageBreakBefore w:val="0"/>
       <w:widowControl w:val="0"/>
       <w:pBdr>
         <w:top w:space="0" w:sz="0" w:val="nil"/>
@@ -2421,7 +2457,6 @@
           <w:pPr>
             <w:keepNext w:val="0"/>
             <w:keepLines w:val="0"/>
-            <w:pageBreakBefore w:val="0"/>
             <w:widowControl w:val="1"/>
             <w:pBdr>
               <w:top w:space="0" w:sz="0" w:val="nil"/>
@@ -2481,7 +2516,6 @@
           <w:pPr>
             <w:keepNext w:val="0"/>
             <w:keepLines w:val="0"/>
-            <w:pageBreakBefore w:val="0"/>
             <w:widowControl w:val="1"/>
             <w:pBdr>
               <w:top w:space="0" w:sz="0" w:val="nil"/>
@@ -2541,7 +2575,6 @@
           <w:pPr>
             <w:keepNext w:val="0"/>
             <w:keepLines w:val="0"/>
-            <w:pageBreakBefore w:val="0"/>
             <w:widowControl w:val="1"/>
             <w:pBdr>
               <w:top w:space="0" w:sz="0" w:val="nil"/>
@@ -2601,7 +2634,6 @@
     <w:pPr>
       <w:keepNext w:val="0"/>
       <w:keepLines w:val="0"/>
-      <w:pageBreakBefore w:val="0"/>
       <w:widowControl w:val="1"/>
       <w:pBdr>
         <w:top w:space="0" w:sz="0" w:val="nil"/>
@@ -3320,8 +3352,8 @@
     <w:pPrDefault>
       <w:pPr>
         <w:pBdr>
-          <w:left w:color="auto" w:space="0" w:sz="0" w:val="none"/>
-          <w:right w:color="auto" w:space="0" w:sz="0" w:val="none"/>
+          <w:left w:color="000000" w:space="0" w:sz="0" w:val="none"/>
+          <w:right w:color="000000" w:space="0" w:sz="0" w:val="none"/>
         </w:pBdr>
         <w:spacing w:after="160" w:line="279" w:lineRule="auto"/>
         <w:jc w:val="both"/>
@@ -3350,8 +3382,8 @@
       <w:keepNext w:val="1"/>
       <w:keepLines w:val="1"/>
       <w:pBdr>
-        <w:left w:color="auto" w:space="0" w:sz="0" w:val="none"/>
-        <w:right w:color="auto" w:space="0" w:sz="0" w:val="none"/>
+        <w:left w:color="000000" w:space="0" w:sz="0" w:val="none"/>
+        <w:right w:color="000000" w:space="0" w:sz="0" w:val="none"/>
       </w:pBdr>
       <w:spacing w:after="80" w:before="360" w:lineRule="auto"/>
     </w:pPr>
@@ -3370,8 +3402,8 @@
       <w:keepNext w:val="1"/>
       <w:keepLines w:val="1"/>
       <w:pBdr>
-        <w:left w:color="auto" w:space="0" w:sz="0" w:val="none"/>
-        <w:right w:color="auto" w:space="0" w:sz="0" w:val="none"/>
+        <w:left w:color="000000" w:space="0" w:sz="0" w:val="none"/>
+        <w:right w:color="000000" w:space="0" w:sz="0" w:val="none"/>
       </w:pBdr>
       <w:spacing w:after="80" w:before="160" w:lineRule="auto"/>
     </w:pPr>
